--- a/docs/ТЗ — Пошаговый бой «Схватка».docx
+++ b/docs/ТЗ — Пошаговый бой «Схватка».docx
@@ -5573,7 +5573,7 @@
       </w:r>
       <w:r>
         <w:rPr/>
-        <w:t xml:space="preserve"> (Зверь … Титан, множители 1,0 … 2,5): здоровье врага × множитель класса, урон × (1 + (множитель − 1) / 2).</w:t>
+        <w:t xml:space="preserve"> (Зверь … Титан, множители 1,0 … 2,5): здоровье врага × (1 + (множитель − 1) × 0,5), урон × (1 + (множитель − 1) × 0,35).</w:t>
       </w:r>
     </w:p>
     <w:p>
@@ -8114,7 +8114,7 @@
               <w:rPr>
                 <w:sz w:val="18"/>
               </w:rPr>
-              <w:t xml:space="preserve">2 позиции; уклонение −10; здоровье +50%; сдвигу +50%</w:t>
+              <w:t xml:space="preserve">2 позиции; уклонение −10; здоровье +25%; скорость −2; сдвигу +50%</w:t>
             </w:r>
           </w:p>
         </w:tc>
@@ -15298,6 +15298,107 @@
               <w:rPr>
                 <w:sz w:val="18"/>
               </w:rPr>
+              <w:t xml:space="preserve">6–11</w:t>
+            </w:r>
+          </w:p>
+        </w:tc>
+        <w:tc>
+          <w:tcPr>
+            <w:tcW w:w="4517" w:type="dxa"/>
+          </w:tcPr>
+          <w:p>
+            <w:pPr>
+              <w:spacing w:after="0"/>
+            </w:pPr>
+            <w:r>
+              <w:rPr>
+                <w:sz w:val="18"/>
+              </w:rPr>
+              <w:t xml:space="preserve">Мягкое тело, Человек ×1,2</w:t>
+            </w:r>
+          </w:p>
+        </w:tc>
+      </w:tr>
+      <w:tr>
+        <w:trPr>
+          <w:cantSplit/>
+        </w:trPr>
+        <w:tc>
+          <w:tcPr>
+            <w:tcW w:w="1426" w:type="dxa"/>
+          </w:tcPr>
+          <w:p>
+            <w:pPr>
+              <w:spacing w:after="0"/>
+            </w:pPr>
+            <w:r>
+              <w:rPr>
+                <w:sz w:val="18"/>
+              </w:rPr>
+              <w:t xml:space="preserve">Кинжал</w:t>
+            </w:r>
+          </w:p>
+        </w:tc>
+        <w:tc>
+          <w:tcPr>
+            <w:tcW w:w="1267" w:type="dxa"/>
+          </w:tcPr>
+          <w:p>
+            <w:pPr>
+              <w:spacing w:after="0"/>
+            </w:pPr>
+            <w:r>
+              <w:rPr>
+                <w:sz w:val="18"/>
+              </w:rPr>
+              <w:t xml:space="preserve">Укол</w:t>
+            </w:r>
+          </w:p>
+        </w:tc>
+        <w:tc>
+          <w:tcPr>
+            <w:tcW w:w="1347" w:type="dxa"/>
+          </w:tcPr>
+          <w:p>
+            <w:pPr>
+              <w:spacing w:after="0"/>
+            </w:pPr>
+            <w:r>
+              <w:rPr>
+                <w:sz w:val="18"/>
+              </w:rPr>
+              <w:t xml:space="preserve">1–3 → 1–2</w:t>
+            </w:r>
+          </w:p>
+        </w:tc>
+        <w:tc>
+          <w:tcPr>
+            <w:tcW w:w="713" w:type="dxa"/>
+          </w:tcPr>
+          <w:p>
+            <w:pPr>
+              <w:spacing w:after="0"/>
+            </w:pPr>
+            <w:r>
+              <w:rPr>
+                <w:sz w:val="18"/>
+              </w:rPr>
+              <w:t xml:space="preserve">95</w:t>
+            </w:r>
+          </w:p>
+        </w:tc>
+        <w:tc>
+          <w:tcPr>
+            <w:tcW w:w="633" w:type="dxa"/>
+          </w:tcPr>
+          <w:p>
+            <w:pPr>
+              <w:spacing w:after="0"/>
+            </w:pPr>
+            <w:r>
+              <w:rPr>
+                <w:sz w:val="18"/>
+              </w:rPr>
               <w:t xml:space="preserve">4–8</w:t>
             </w:r>
           </w:p>
@@ -15314,7 +15415,7 @@
               <w:rPr>
                 <w:sz w:val="18"/>
               </w:rPr>
-              <w:t xml:space="preserve">Мягкое тело, Человек ×1,2</w:t>
+              <w:t xml:space="preserve">крит +8%; Мягкое тело ×1,3</w:t>
             </w:r>
           </w:p>
         </w:tc>
@@ -15335,7 +15436,7 @@
               <w:rPr>
                 <w:sz w:val="18"/>
               </w:rPr>
-              <w:t xml:space="preserve">Кинжал</w:t>
+              <w:t xml:space="preserve">Копьё</w:t>
             </w:r>
           </w:p>
         </w:tc>
@@ -15351,7 +15452,7 @@
               <w:rPr>
                 <w:sz w:val="18"/>
               </w:rPr>
-              <w:t xml:space="preserve">Укол</w:t>
+              <w:t xml:space="preserve">Выпад копьём</w:t>
             </w:r>
           </w:p>
         </w:tc>
@@ -15367,7 +15468,7 @@
               <w:rPr>
                 <w:sz w:val="18"/>
               </w:rPr>
-              <w:t xml:space="preserve">1–3 → 1–2</w:t>
+              <w:t xml:space="preserve">1–3 → 1–3</w:t>
             </w:r>
           </w:p>
         </w:tc>
@@ -15383,7 +15484,7 @@
               <w:rPr>
                 <w:sz w:val="18"/>
               </w:rPr>
-              <w:t xml:space="preserve">95</w:t>
+              <w:t xml:space="preserve">85</w:t>
             </w:r>
           </w:p>
         </w:tc>
@@ -15399,7 +15500,7 @@
               <w:rPr>
                 <w:sz w:val="18"/>
               </w:rPr>
-              <w:t xml:space="preserve">3–6</w:t>
+              <w:t xml:space="preserve">5–10</w:t>
             </w:r>
           </w:p>
         </w:tc>
@@ -15415,7 +15516,7 @@
               <w:rPr>
                 <w:sz w:val="18"/>
               </w:rPr>
-              <w:t xml:space="preserve">крит +8%; Мягкое тело ×1,3</w:t>
+              <w:t xml:space="preserve">в первом раунде +8 к скорости; Гигант и Летучий ×1,25</w:t>
             </w:r>
           </w:p>
         </w:tc>
@@ -15436,7 +15537,7 @@
               <w:rPr>
                 <w:sz w:val="18"/>
               </w:rPr>
-              <w:t xml:space="preserve">Копьё</w:t>
+              <w:t xml:space="preserve">Тяжёлое оружие</w:t>
             </w:r>
           </w:p>
         </w:tc>
@@ -15452,7 +15553,7 @@
               <w:rPr>
                 <w:sz w:val="18"/>
               </w:rPr>
-              <w:t xml:space="preserve">Выпад копьём</w:t>
+              <w:t xml:space="preserve">Сокрушить</w:t>
             </w:r>
           </w:p>
         </w:tc>
@@ -15468,7 +15569,7 @@
               <w:rPr>
                 <w:sz w:val="18"/>
               </w:rPr>
-              <w:t xml:space="preserve">1–3 → 1–3</w:t>
+              <w:t xml:space="preserve">1–2 → 1–2</w:t>
             </w:r>
           </w:p>
         </w:tc>
@@ -15484,6 +15585,107 @@
               <w:rPr>
                 <w:sz w:val="18"/>
               </w:rPr>
+              <w:t xml:space="preserve">75</w:t>
+            </w:r>
+          </w:p>
+        </w:tc>
+        <w:tc>
+          <w:tcPr>
+            <w:tcW w:w="633" w:type="dxa"/>
+          </w:tcPr>
+          <w:p>
+            <w:pPr>
+              <w:spacing w:after="0"/>
+            </w:pPr>
+            <w:r>
+              <w:rPr>
+                <w:sz w:val="18"/>
+              </w:rPr>
+              <w:t xml:space="preserve">8–14</w:t>
+            </w:r>
+          </w:p>
+        </w:tc>
+        <w:tc>
+          <w:tcPr>
+            <w:tcW w:w="4517" w:type="dxa"/>
+          </w:tcPr>
+          <w:p>
+            <w:pPr>
+              <w:spacing w:after="0"/>
+            </w:pPr>
+            <w:r>
+              <w:rPr>
+                <w:sz w:val="18"/>
+              </w:rPr>
+              <w:t xml:space="preserve">Оглушение 30%; половина Защиты цели не в счёт</w:t>
+            </w:r>
+          </w:p>
+        </w:tc>
+      </w:tr>
+      <w:tr>
+        <w:trPr>
+          <w:cantSplit/>
+        </w:trPr>
+        <w:tc>
+          <w:tcPr>
+            <w:tcW w:w="1426" w:type="dxa"/>
+          </w:tcPr>
+          <w:p>
+            <w:pPr>
+              <w:spacing w:after="0"/>
+            </w:pPr>
+            <w:r>
+              <w:rPr>
+                <w:sz w:val="18"/>
+              </w:rPr>
+              <w:t xml:space="preserve">Лук</w:t>
+            </w:r>
+          </w:p>
+        </w:tc>
+        <w:tc>
+          <w:tcPr>
+            <w:tcW w:w="1267" w:type="dxa"/>
+          </w:tcPr>
+          <w:p>
+            <w:pPr>
+              <w:spacing w:after="0"/>
+            </w:pPr>
+            <w:r>
+              <w:rPr>
+                <w:sz w:val="18"/>
+              </w:rPr>
+              <w:t xml:space="preserve">Выстрел</w:t>
+            </w:r>
+          </w:p>
+        </w:tc>
+        <w:tc>
+          <w:tcPr>
+            <w:tcW w:w="1347" w:type="dxa"/>
+          </w:tcPr>
+          <w:p>
+            <w:pPr>
+              <w:spacing w:after="0"/>
+            </w:pPr>
+            <w:r>
+              <w:rPr>
+                <w:sz w:val="18"/>
+              </w:rPr>
+              <w:t xml:space="preserve">2–4 → 1–4</w:t>
+            </w:r>
+          </w:p>
+        </w:tc>
+        <w:tc>
+          <w:tcPr>
+            <w:tcW w:w="713" w:type="dxa"/>
+          </w:tcPr>
+          <w:p>
+            <w:pPr>
+              <w:spacing w:after="0"/>
+            </w:pPr>
+            <w:r>
+              <w:rPr>
+                <w:sz w:val="18"/>
+              </w:rPr>
               <w:t xml:space="preserve">85</w:t>
             </w:r>
           </w:p>
@@ -15500,7 +15702,7 @@
               <w:rPr>
                 <w:sz w:val="18"/>
               </w:rPr>
-              <w:t xml:space="preserve">4–7</w:t>
+              <w:t xml:space="preserve">4–9</w:t>
             </w:r>
           </w:p>
         </w:tc>
@@ -15516,7 +15718,7 @@
               <w:rPr>
                 <w:sz w:val="18"/>
               </w:rPr>
-              <w:t xml:space="preserve">в первом раунде +8 к скорости; Гигант и Летучий ×1,25</w:t>
+              <w:t xml:space="preserve">Туман и Узость −10 точности</w:t>
             </w:r>
           </w:p>
         </w:tc>
@@ -15537,7 +15739,7 @@
               <w:rPr>
                 <w:sz w:val="18"/>
               </w:rPr>
-              <w:t xml:space="preserve">Тяжёлое оружие</w:t>
+              <w:t xml:space="preserve">Без оружия</w:t>
             </w:r>
           </w:p>
         </w:tc>
@@ -15553,7 +15755,7 @@
               <w:rPr>
                 <w:sz w:val="18"/>
               </w:rPr>
-              <w:t xml:space="preserve">Сокрушить</w:t>
+              <w:t xml:space="preserve">Удар</w:t>
             </w:r>
           </w:p>
         </w:tc>
@@ -15569,7 +15771,7 @@
               <w:rPr>
                 <w:sz w:val="18"/>
               </w:rPr>
-              <w:t xml:space="preserve">1–2 → 1–2</w:t>
+              <w:t xml:space="preserve">1–2 → 1</w:t>
             </w:r>
           </w:p>
         </w:tc>
@@ -15585,7 +15787,7 @@
               <w:rPr>
                 <w:sz w:val="18"/>
               </w:rPr>
-              <w:t xml:space="preserve">75</w:t>
+              <w:t xml:space="preserve">90</w:t>
             </w:r>
           </w:p>
         </w:tc>
@@ -15601,209 +15803,7 @@
               <w:rPr>
                 <w:sz w:val="18"/>
               </w:rPr>
-              <w:t xml:space="preserve">6–11</w:t>
-            </w:r>
-          </w:p>
-        </w:tc>
-        <w:tc>
-          <w:tcPr>
-            <w:tcW w:w="4517" w:type="dxa"/>
-          </w:tcPr>
-          <w:p>
-            <w:pPr>
-              <w:spacing w:after="0"/>
-            </w:pPr>
-            <w:r>
-              <w:rPr>
-                <w:sz w:val="18"/>
-              </w:rPr>
-              <w:t xml:space="preserve">Оглушение 30%; половина Защиты цели не в счёт</w:t>
-            </w:r>
-          </w:p>
-        </w:tc>
-      </w:tr>
-      <w:tr>
-        <w:trPr>
-          <w:cantSplit/>
-        </w:trPr>
-        <w:tc>
-          <w:tcPr>
-            <w:tcW w:w="1426" w:type="dxa"/>
-          </w:tcPr>
-          <w:p>
-            <w:pPr>
-              <w:spacing w:after="0"/>
-            </w:pPr>
-            <w:r>
-              <w:rPr>
-                <w:sz w:val="18"/>
-              </w:rPr>
-              <w:t xml:space="preserve">Лук</w:t>
-            </w:r>
-          </w:p>
-        </w:tc>
-        <w:tc>
-          <w:tcPr>
-            <w:tcW w:w="1267" w:type="dxa"/>
-          </w:tcPr>
-          <w:p>
-            <w:pPr>
-              <w:spacing w:after="0"/>
-            </w:pPr>
-            <w:r>
-              <w:rPr>
-                <w:sz w:val="18"/>
-              </w:rPr>
-              <w:t xml:space="preserve">Выстрел</w:t>
-            </w:r>
-          </w:p>
-        </w:tc>
-        <w:tc>
-          <w:tcPr>
-            <w:tcW w:w="1347" w:type="dxa"/>
-          </w:tcPr>
-          <w:p>
-            <w:pPr>
-              <w:spacing w:after="0"/>
-            </w:pPr>
-            <w:r>
-              <w:rPr>
-                <w:sz w:val="18"/>
-              </w:rPr>
-              <w:t xml:space="preserve">2–4 → 1–4</w:t>
-            </w:r>
-          </w:p>
-        </w:tc>
-        <w:tc>
-          <w:tcPr>
-            <w:tcW w:w="713" w:type="dxa"/>
-          </w:tcPr>
-          <w:p>
-            <w:pPr>
-              <w:spacing w:after="0"/>
-            </w:pPr>
-            <w:r>
-              <w:rPr>
-                <w:sz w:val="18"/>
-              </w:rPr>
-              <w:t xml:space="preserve">85</w:t>
-            </w:r>
-          </w:p>
-        </w:tc>
-        <w:tc>
-          <w:tcPr>
-            <w:tcW w:w="633" w:type="dxa"/>
-          </w:tcPr>
-          <w:p>
-            <w:pPr>
-              <w:spacing w:after="0"/>
-            </w:pPr>
-            <w:r>
-              <w:rPr>
-                <w:sz w:val="18"/>
-              </w:rPr>
-              <w:t xml:space="preserve">3–7</w:t>
-            </w:r>
-          </w:p>
-        </w:tc>
-        <w:tc>
-          <w:tcPr>
-            <w:tcW w:w="4517" w:type="dxa"/>
-          </w:tcPr>
-          <w:p>
-            <w:pPr>
-              <w:spacing w:after="0"/>
-            </w:pPr>
-            <w:r>
-              <w:rPr>
-                <w:sz w:val="18"/>
-              </w:rPr>
-              <w:t xml:space="preserve">Туман и Узость −10 точности</w:t>
-            </w:r>
-          </w:p>
-        </w:tc>
-      </w:tr>
-      <w:tr>
-        <w:trPr>
-          <w:cantSplit/>
-        </w:trPr>
-        <w:tc>
-          <w:tcPr>
-            <w:tcW w:w="1426" w:type="dxa"/>
-          </w:tcPr>
-          <w:p>
-            <w:pPr>
-              <w:spacing w:after="0"/>
-            </w:pPr>
-            <w:r>
-              <w:rPr>
-                <w:sz w:val="18"/>
-              </w:rPr>
-              <w:t xml:space="preserve">Без оружия</w:t>
-            </w:r>
-          </w:p>
-        </w:tc>
-        <w:tc>
-          <w:tcPr>
-            <w:tcW w:w="1267" w:type="dxa"/>
-          </w:tcPr>
-          <w:p>
-            <w:pPr>
-              <w:spacing w:after="0"/>
-            </w:pPr>
-            <w:r>
-              <w:rPr>
-                <w:sz w:val="18"/>
-              </w:rPr>
-              <w:t xml:space="preserve">Удар</w:t>
-            </w:r>
-          </w:p>
-        </w:tc>
-        <w:tc>
-          <w:tcPr>
-            <w:tcW w:w="1347" w:type="dxa"/>
-          </w:tcPr>
-          <w:p>
-            <w:pPr>
-              <w:spacing w:after="0"/>
-            </w:pPr>
-            <w:r>
-              <w:rPr>
-                <w:sz w:val="18"/>
-              </w:rPr>
-              <w:t xml:space="preserve">1–2 → 1</w:t>
-            </w:r>
-          </w:p>
-        </w:tc>
-        <w:tc>
-          <w:tcPr>
-            <w:tcW w:w="713" w:type="dxa"/>
-          </w:tcPr>
-          <w:p>
-            <w:pPr>
-              <w:spacing w:after="0"/>
-            </w:pPr>
-            <w:r>
-              <w:rPr>
-                <w:sz w:val="18"/>
-              </w:rPr>
-              <w:t xml:space="preserve">90</w:t>
-            </w:r>
-          </w:p>
-        </w:tc>
-        <w:tc>
-          <w:tcPr>
-            <w:tcW w:w="633" w:type="dxa"/>
-          </w:tcPr>
-          <w:p>
-            <w:pPr>
-              <w:spacing w:after="0"/>
-            </w:pPr>
-            <w:r>
-              <w:rPr>
-                <w:sz w:val="18"/>
-              </w:rPr>
-              <w:t xml:space="preserve">1–3</w:t>
+              <w:t xml:space="preserve">2–4</w:t>
             </w:r>
           </w:p>
         </w:tc>
@@ -20147,7 +20147,7 @@
               <w:rPr>
                 <w:sz w:val="18"/>
               </w:rPr>
-              <w:t xml:space="preserve">30</w:t>
+              <w:t xml:space="preserve">26</w:t>
             </w:r>
           </w:p>
         </w:tc>
@@ -20163,7 +20163,7 @@
               <w:rPr>
                 <w:sz w:val="18"/>
               </w:rPr>
-              <w:t xml:space="preserve">70</w:t>
+              <w:t xml:space="preserve">50</w:t>
             </w:r>
           </w:p>
         </w:tc>
@@ -20618,7 +20618,7 @@
       </w:r>
       <w:r>
         <w:rPr/>
-        <w:t xml:space="preserve">Когти 3–6;</w:t>
+        <w:t xml:space="preserve">Когти 2–5 + кровотечение;</w:t>
       </w:r>
     </w:p>
     <w:p>
@@ -20632,7 +20632,7 @@
       </w:r>
       <w:r>
         <w:rPr/>
-        <w:t xml:space="preserve">Клыки 3–7;</w:t>
+        <w:t xml:space="preserve">Клыки 3–5;</w:t>
       </w:r>
     </w:p>
     <w:p>
@@ -20646,7 +20646,7 @@
       </w:r>
       <w:r>
         <w:rPr/>
-        <w:t xml:space="preserve">Жало 2–4 + яд;</w:t>
+        <w:t xml:space="preserve">Жало 1–3 + яд;</w:t>
       </w:r>
     </w:p>
     <w:p>
@@ -20660,7 +20660,7 @@
       </w:r>
       <w:r>
         <w:rPr/>
-        <w:t xml:space="preserve">Кислота 2–5 + разъедание;</w:t>
+        <w:t xml:space="preserve">Кислота 2–4 + разъедание;</w:t>
       </w:r>
     </w:p>
     <w:p>
@@ -20674,7 +20674,7 @@
       </w:r>
       <w:r>
         <w:rPr/>
-        <w:t xml:space="preserve">Щупальца 2–4 + захват;</w:t>
+        <w:t xml:space="preserve">Щупальца 1–3 + притягивание;</w:t>
       </w:r>
     </w:p>
     <w:p>
@@ -20688,7 +20688,7 @@
       </w:r>
       <w:r>
         <w:rPr/>
-        <w:t xml:space="preserve">Тяжёлый удар 5–9;</w:t>
+        <w:t xml:space="preserve">Тяжёлый удар 4–7 по позициям 1–2 + оглушение и отброс;</w:t>
       </w:r>
     </w:p>
     <w:p>
@@ -20702,7 +20702,7 @@
       </w:r>
       <w:r>
         <w:rPr/>
-        <w:t xml:space="preserve">Дальний удар 3–6;</w:t>
+        <w:t xml:space="preserve">Дальний удар 2–5;</w:t>
       </w:r>
     </w:p>
     <w:p>
@@ -20716,7 +20716,7 @@
       </w:r>
       <w:r>
         <w:rPr/>
-        <w:t xml:space="preserve">Клинок 4–7;</w:t>
+        <w:t xml:space="preserve">Клинок 3–6;</w:t>
       </w:r>
     </w:p>
     <w:p>
@@ -20730,7 +20730,7 @@
       </w:r>
       <w:r>
         <w:rPr/>
-        <w:t xml:space="preserve">Рой 1–3 по всем;</w:t>
+        <w:t xml:space="preserve">Рой 1–2 по всем;</w:t>
       </w:r>
     </w:p>
     <w:p>
@@ -20744,7 +20744,7 @@
       </w:r>
       <w:r>
         <w:rPr/>
-        <w:t xml:space="preserve">Натиск 3–5.</w:t>
+        <w:t xml:space="preserve">Натиск 2–4.</w:t>
       </w:r>
     </w:p>
     <w:p>
@@ -22877,7 +22877,7 @@
       </w:r>
       <w:r>
         <w:rPr/>
-        <w:t xml:space="preserve"> «Рвущий удар» (Когти: 1–2 → 1–2, 3–6, Кровотечение 1 × 3, 60%) и «Сжаться» (Панцирь 2 себе).</w:t>
+        <w:t xml:space="preserve"> «Рвущий удар» (Когти: 1–2 → 1–2, 2–5, Кровотечение 1 × 3, 60%) и «Сжаться» (Панцирь 2 себе).</w:t>
       </w:r>
     </w:p>
     <w:p>
@@ -28012,6 +28012,116 @@
       <w:pPr>
         <w:spacing w:after="60"/>
       </w:pPr>
+    </w:p>
+    <w:p>
+      <w:pPr>
+        <w:pStyle w:val="Heading2"/>
+        <w:spacing w:after="120"/>
+      </w:pPr>
+      <w:r>
+        <w:rPr/>
+        <w:t xml:space="preserve">Ход работ</w:t>
+      </w:r>
+    </w:p>
+    <w:p>
+      <w:pPr>
+        <w:spacing w:after="60"/>
+        <w:ind w:left="360" w:hanging="220"/>
+      </w:pPr>
+      <w:r>
+        <w:rPr/>
+        <w:t xml:space="preserve">•  </w:t>
+      </w:r>
+      <w:r>
+        <w:rPr>
+          <w:b/>
+        </w:rPr>
+        <w:t xml:space="preserve">Ф0 — сделано (05.10):</w:t>
+      </w:r>
+      <w:r>
+        <w:rPr/>
+        <w:t xml:space="preserve"> это ТЗ, промты артов, макет.</w:t>
+      </w:r>
+    </w:p>
+    <w:p>
+      <w:pPr>
+        <w:spacing w:after="60"/>
+        <w:ind w:left="360" w:hanging="220"/>
+      </w:pPr>
+      <w:r>
+        <w:rPr/>
+        <w:t xml:space="preserve">•  </w:t>
+      </w:r>
+      <w:r>
+        <w:rPr>
+          <w:b/>
+        </w:rPr>
+        <w:t xml:space="preserve">Ф1 — сделано (06.10):</w:t>
+      </w:r>
+      <w:r>
+        <w:rPr/>
+        <w:t xml:space="preserve"> ядро боя без экрана — </w:t>
+      </w:r>
+      <w:r>
+        <w:rPr>
+          <w:rFonts w:ascii="Consolas" w:hAnsi="Consolas" w:cs="Consolas"/>
+          <w:color w:val="5B2A86"/>
+          <w:sz w:val="20"/>
+        </w:rPr>
+        <w:t xml:space="preserve">core/combat/skirmish/</w:t>
+      </w:r>
+      <w:r>
+        <w:rPr/>
+        <w:t xml:space="preserve"> (бойцы, строй, очередь, удары, состояния Darkest Dungeon, сдвиги, трупы, крупные, грань, психика, засада, отступление, итог, ИИ), данные </w:t>
+      </w:r>
+      <w:r>
+        <w:rPr>
+          <w:rFonts w:ascii="Consolas" w:hAnsi="Consolas" w:cs="Consolas"/>
+          <w:color w:val="5B2A86"/>
+          <w:sz w:val="20"/>
+        </w:rPr>
+        <w:t xml:space="preserve">tools/gen_skirmish.py</w:t>
+      </w:r>
+      <w:r>
+        <w:rPr/>
+        <w:t xml:space="preserve"> → </w:t>
+      </w:r>
+      <w:r>
+        <w:rPr>
+          <w:rFonts w:ascii="Consolas" w:hAnsi="Consolas" w:cs="Consolas"/>
+          <w:color w:val="5B2A86"/>
+          <w:sz w:val="20"/>
+        </w:rPr>
+        <w:t xml:space="preserve">data/combat/skirmish.json</w:t>
+      </w:r>
+      <w:r>
+        <w:rPr/>
+        <w:t xml:space="preserve">, тесты </w:t>
+      </w:r>
+      <w:r>
+        <w:rPr>
+          <w:rFonts w:ascii="Consolas" w:hAnsi="Consolas" w:cs="Consolas"/>
+          <w:color w:val="5B2A86"/>
+          <w:sz w:val="20"/>
+        </w:rPr>
+        <w:t xml:space="preserve">tests/test_skirmish.gd</w:t>
+      </w:r>
+      <w:r>
+        <w:rPr/>
+        <w:t xml:space="preserve">, симулятор </w:t>
+      </w:r>
+      <w:r>
+        <w:rPr>
+          <w:rFonts w:ascii="Consolas" w:hAnsi="Consolas" w:cs="Consolas"/>
+          <w:color w:val="5B2A86"/>
+          <w:sz w:val="20"/>
+        </w:rPr>
+        <w:t xml:space="preserve">tools/skirmish_sim.gd</w:t>
+      </w:r>
+      <w:r>
+        <w:rPr/>
+        <w:t xml:space="preserve">. Числа подкручены по симуляции: обычный бой — 4–6 раундов, побед 98–100%, гибель героя — меньше 0,05 на бой; элита — до 9 раундов; бродячие боссы пока слишком опасны (настройка — Ф3). Бот отступает, когда на грани половина отряда.</w:t>
+      </w:r>
     </w:p>
     <w:p>
       <w:pPr>

--- a/docs/ТЗ — Пошаговый бой «Схватка».docx
+++ b/docs/ТЗ — Пошаговый бой «Схватка».docx
@@ -10946,7 +10946,7 @@
               <w:rPr>
                 <w:sz w:val="18"/>
               </w:rPr>
-              <w:t xml:space="preserve">следующий удар −50% урона; до 2 зарядов</w:t>
+              <w:t xml:space="preserve">следующий удар −50% урона; до 3 зарядов</w:t>
             </w:r>
           </w:p>
         </w:tc>
@@ -10999,7 +10999,7 @@
               <w:rPr>
                 <w:sz w:val="18"/>
               </w:rPr>
-              <w:t xml:space="preserve">следующий удар — 50% промаха; до 2 зарядов</w:t>
+              <w:t xml:space="preserve">тратится на любой удар по бойцу, попадание — 50% промаха; до 3 зарядов</w:t>
             </w:r>
           </w:p>
         </w:tc>
@@ -13728,7 +13728,7 @@
               <w:rPr>
                 <w:sz w:val="18"/>
               </w:rPr>
-              <w:t xml:space="preserve">1–3 → враг 1–4</w:t>
+              <w:t xml:space="preserve">1–3 → себя</w:t>
             </w:r>
           </w:p>
         </w:tc>
@@ -13744,7 +13744,7 @@
               <w:rPr>
                 <w:sz w:val="18"/>
               </w:rPr>
-              <w:t xml:space="preserve">Приманка 2 хода + Контратака на себя 2 хода. Тег Дуэль</w:t>
+              <w:t xml:space="preserve">Приманка 2 хода (враги бьют её) + Контратака 2 хода. Тег Дуэль</w:t>
             </w:r>
           </w:p>
         </w:tc>
@@ -16807,7 +16807,7 @@
               <w:rPr>
                 <w:sz w:val="18"/>
               </w:rPr>
-              <w:t xml:space="preserve">Тяжёлое оружие 1–2 → 1–2; на поле с Камнями, Костью, Подручными предметами — +10% и Оглушение 30%</w:t>
+              <w:t xml:space="preserve">Тяжёлое оружие 1–2 → 1–2, Оглушение 30%; на поле с Камнями, Костью, Подручными предметами — +10% (с полем, Ф5)</w:t>
             </w:r>
           </w:p>
         </w:tc>
@@ -17232,7 +17232,7 @@
               <w:rPr>
                 <w:sz w:val="18"/>
               </w:rPr>
-              <w:t xml:space="preserve">следующий свой навык (не оружие) — вдвое сильнее</w:t>
+              <w:t xml:space="preserve">следующий удар — вдвое сильнее</w:t>
             </w:r>
           </w:p>
         </w:tc>
@@ -17487,7 +17487,7 @@
               <w:rPr>
                 <w:sz w:val="18"/>
               </w:rPr>
-              <w:t xml:space="preserve">союзникам уклонение +10 до конца раунда; на Берегу и сопротивления +20%</w:t>
+              <w:t xml:space="preserve">союзникам уклонение +10 до конца раунда; на Берегу ещё и сопротивления +20% (с полем, Ф5)</w:t>
             </w:r>
           </w:p>
         </w:tc>
@@ -17997,7 +17997,7 @@
               <w:rPr>
                 <w:sz w:val="18"/>
               </w:rPr>
-              <w:t xml:space="preserve">союзника — на любую позицию; ему сопротивление сдвигу 2 хода; пассивно — щит грани</w:t>
+              <w:t xml:space="preserve">поменяться местами с любым союзником; его 2 хода не сдвинуть; пассивно — щит грани</w:t>
             </w:r>
           </w:p>
         </w:tc>
@@ -19357,7 +19357,7 @@
               <w:rPr>
                 <w:sz w:val="18"/>
               </w:rPr>
-              <w:t xml:space="preserve">молния по позиции 2–4: урон ×1,0 (в бурю и грозу ×2), Оглушение 25%; события поля «Молния» и «Буря» отряду не страшны</w:t>
+              <w:t xml:space="preserve">молния по позиции 2–4: урон 4–8, Оглушение 25%; в бурю и грозу ×2, события поля «Молния» и «Буря» отряду не страшны (с полем, Ф5)</w:t>
             </w:r>
           </w:p>
         </w:tc>
@@ -28121,6 +28121,38 @@
       <w:r>
         <w:rPr/>
         <w:t xml:space="preserve">. Числа подкручены по симуляции: обычный бой — 4–6 раундов, побед 98–100%, гибель героя — меньше 0,05 на бой; элита — до 9 раундов; бродячие боссы пока слишком опасны (настройка — Ф3). Бот отступает, когда на грани половина отряда.</w:t>
+      </w:r>
+    </w:p>
+    <w:p>
+      <w:pPr>
+        <w:spacing w:after="60"/>
+        <w:ind w:left="360" w:hanging="220"/>
+      </w:pPr>
+      <w:r>
+        <w:rPr/>
+        <w:t xml:space="preserve">•  </w:t>
+      </w:r>
+      <w:r>
+        <w:rPr>
+          <w:b/>
+        </w:rPr>
+        <w:t xml:space="preserve">Ф2 — сделано (06.10):</w:t>
+      </w:r>
+      <w:r>
+        <w:rPr/>
+        <w:t xml:space="preserve"> свои навыки 7 героев, навыки 7 карт способностей и всех 38 карт усиления (карты-оружие заменяют своё оружие героя), пассивы карт (защита, первый удар), Эхо (выходит в свободную позицию, «Отозвать», повторный призыв картой раз за бой, гибель — карта рассыпается, здоровье Эха — до лагеря), Отражение (навыки героя испытания), свои состояния SunLess для навыков героев: жетоны Уклон и Панцирь, Приманка, Предвидение, Ослепление (Касси не ослепить), Страх, Горение, верный удар, раскрытый Аспект, пламя на клинке, «не сдвинуть», лишний ход, цена навыка (психика), условия (только первым ударом, только раненым, не при ярком свете). Тесты — </w:t>
+      </w:r>
+      <w:r>
+        <w:rPr>
+          <w:rFonts w:ascii="Consolas" w:hAnsi="Consolas" w:cs="Consolas"/>
+          <w:color w:val="5B2A86"/>
+          <w:sz w:val="20"/>
+        </w:rPr>
+        <w:t xml:space="preserve">tests/test_skirmish_skills.gd</w:t>
+      </w:r>
+      <w:r>
+        <w:rPr/>
+        <w:t xml:space="preserve">. Бонусы от поля и региона (U01, K06, L14) — с полем в Ф5.</w:t>
       </w:r>
     </w:p>
     <w:p>

--- a/docs/ТЗ — Пошаговый бой «Схватка».docx
+++ b/docs/ТЗ — Пошаговый бой «Схватка».docx
@@ -20,7 +20,7 @@
         <w:rPr>
           <w:b/>
         </w:rPr>
-        <w:t xml:space="preserve">Версия 0.1 · 05.10.2026 · статус: решения владельца приняты (28 ответов), ТЗ к реализации по фазам.</w:t>
+        <w:t xml:space="preserve">Версия 0.2 · 06.10.2026 · статус: решения владельца приняты (28 ответов), ТЗ к реализации по фазам.</w:t>
       </w:r>
       <w:r>
         <w:rPr/>
@@ -36,7 +36,19 @@
       </w:r>
       <w:r>
         <w:rPr/>
-        <w:t xml:space="preserve"> (собирается из этого файла: </w:t>
+        <w:t xml:space="preserve">, английская — </w:t>
+      </w:r>
+      <w:r>
+        <w:rPr>
+          <w:rFonts w:ascii="Consolas" w:hAnsi="Consolas" w:cs="Consolas"/>
+          <w:color w:val="5B2A86"/>
+          <w:sz w:val="20"/>
+        </w:rPr>
+        <w:t xml:space="preserve">docs/Design spec — Turn-based combat Skirmish (EN).docx</w:t>
+      </w:r>
+      <w:r>
+        <w:rPr/>
+        <w:t xml:space="preserve"> (обе собираются: </w:t>
       </w:r>
       <w:r>
         <w:rPr>
@@ -26104,11 +26116,11 @@
         <w:rPr>
           <w:b/>
         </w:rPr>
-        <w:t xml:space="preserve">Код — новая папка `core/combat/skirmish/`</w:t>
-      </w:r>
-      <w:r>
-        <w:rPr/>
-        <w:t xml:space="preserve"> (новая механика — новые файлы; каждый со своим тестом):</w:t>
+        <w:t xml:space="preserve">Код — папка `core/combat/skirmish/`</w:t>
+      </w:r>
+      <w:r>
+        <w:rPr/>
+        <w:t xml:space="preserve"> (новая механика — новые файлы; Ф1–Ф2 уже написаны, к игре не подключены):</w:t>
       </w:r>
     </w:p>
     <w:tbl>
@@ -26128,8 +26140,8 @@
         </w:tblCellMar>
       </w:tblPr>
       <w:tblGrid>
-        <w:gridCol w:w="3566"/>
-        <w:gridCol w:w="6339"/>
+        <w:gridCol w:w="4194"/>
+        <w:gridCol w:w="5711"/>
       </w:tblGrid>
       <w:tr>
         <w:trPr>
@@ -26138,7 +26150,7 @@
         </w:trPr>
         <w:tc>
           <w:tcPr>
-            <w:tcW w:w="3566" w:type="dxa"/>
+            <w:tcW w:w="4194" w:type="dxa"/>
             <w:shd w:val="clear" w:color="auto" w:fill="EDE7F6"/>
           </w:tcPr>
           <w:p>
@@ -26156,7 +26168,7 @@
         </w:tc>
         <w:tc>
           <w:tcPr>
-            <w:tcW w:w="6339" w:type="dxa"/>
+            <w:tcW w:w="5711" w:type="dxa"/>
             <w:shd w:val="clear" w:color="auto" w:fill="EDE7F6"/>
           </w:tcPr>
           <w:p>
@@ -26179,7 +26191,7 @@
         </w:trPr>
         <w:tc>
           <w:tcPr>
-            <w:tcW w:w="3566" w:type="dxa"/>
+            <w:tcW w:w="4194" w:type="dxa"/>
           </w:tcPr>
           <w:p>
             <w:pPr>
@@ -26197,17 +26209,17 @@
         </w:tc>
         <w:tc>
           <w:tcPr>
-            <w:tcW w:w="6339" w:type="dxa"/>
-          </w:tcPr>
-          <w:p>
-            <w:pPr>
-              <w:spacing w:after="0"/>
-            </w:pPr>
-            <w:r>
-              <w:rPr>
-                <w:sz w:val="18"/>
-              </w:rPr>
-              <w:t xml:space="preserve">бой: бойцы, позиции, раунд, очередь, журнал, итог; создание из этапа события, ход героя, ход врага, отступление, итог (как </w:t>
+            <w:tcW w:w="5711" w:type="dxa"/>
+          </w:tcPr>
+          <w:p>
+            <w:pPr>
+              <w:spacing w:after="0"/>
+            </w:pPr>
+            <w:r>
+              <w:rPr>
+                <w:sz w:val="18"/>
+              </w:rPr>
+              <w:t xml:space="preserve">бой: бойцы, позиции, раунд и очередь, ход, навыки и цели, урон, трупы, грань, психика, засада, отступление, Эхо, итог (как </w:t>
             </w:r>
             <w:r>
               <w:rPr>
@@ -26221,18 +26233,18 @@
               <w:rPr>
                 <w:sz w:val="18"/>
               </w:rPr>
-              <w:t xml:space="preserve">)</w:t>
-            </w:r>
-          </w:p>
-        </w:tc>
-      </w:tr>
-      <w:tr>
-        <w:trPr>
-          <w:cantSplit/>
-        </w:trPr>
-        <w:tc>
-          <w:tcPr>
-            <w:tcW w:w="3566" w:type="dxa"/>
+              <w:t xml:space="preserve">) — есть</w:t>
+            </w:r>
+          </w:p>
+        </w:tc>
+      </w:tr>
+      <w:tr>
+        <w:trPr>
+          <w:cantSplit/>
+        </w:trPr>
+        <w:tc>
+          <w:tcPr>
+            <w:tcW w:w="4194" w:type="dxa"/>
           </w:tcPr>
           <w:p>
             <w:pPr>
@@ -26244,34 +26256,34 @@
                 <w:color w:val="5B2A86"/>
                 <w:sz w:val="16"/>
               </w:rPr>
-              <w:t xml:space="preserve">fighter.gd</w:t>
-            </w:r>
-          </w:p>
-        </w:tc>
-        <w:tc>
-          <w:tcPr>
-            <w:tcW w:w="6339" w:type="dxa"/>
-          </w:tcPr>
-          <w:p>
-            <w:pPr>
-              <w:spacing w:after="0"/>
-            </w:pPr>
-            <w:r>
-              <w:rPr>
-                <w:sz w:val="18"/>
-              </w:rPr>
-              <w:t xml:space="preserve">боец: сторона, позиция, размер, здоровье, параметры, теги, навыки, состояния, Эхо, труп</w:t>
-            </w:r>
-          </w:p>
-        </w:tc>
-      </w:tr>
-      <w:tr>
-        <w:trPr>
-          <w:cantSplit/>
-        </w:trPr>
-        <w:tc>
-          <w:tcPr>
-            <w:tcW w:w="3566" w:type="dxa"/>
+              <w:t xml:space="preserve">sk_fighter.gd</w:t>
+            </w:r>
+          </w:p>
+        </w:tc>
+        <w:tc>
+          <w:tcPr>
+            <w:tcW w:w="5711" w:type="dxa"/>
+          </w:tcPr>
+          <w:p>
+            <w:pPr>
+              <w:spacing w:after="0"/>
+            </w:pPr>
+            <w:r>
+              <w:rPr>
+                <w:sz w:val="18"/>
+              </w:rPr>
+              <w:t xml:space="preserve">боец: сторона, позиция, размер, здоровье, параметры, теги, навыки, состояния, Эхо, труп — есть</w:t>
+            </w:r>
+          </w:p>
+        </w:tc>
+      </w:tr>
+      <w:tr>
+        <w:trPr>
+          <w:cantSplit/>
+        </w:trPr>
+        <w:tc>
+          <w:tcPr>
+            <w:tcW w:w="4194" w:type="dxa"/>
           </w:tcPr>
           <w:p>
             <w:pPr>
@@ -26283,34 +26295,34 @@
                 <w:color w:val="5B2A86"/>
                 <w:sz w:val="16"/>
               </w:rPr>
-              <w:t xml:space="preserve">skill_book.gd</w:t>
-            </w:r>
-          </w:p>
-        </w:tc>
-        <w:tc>
-          <w:tcPr>
-            <w:tcW w:w="6339" w:type="dxa"/>
-          </w:tcPr>
-          <w:p>
-            <w:pPr>
-              <w:spacing w:after="0"/>
-            </w:pPr>
-            <w:r>
-              <w:rPr>
-                <w:sz w:val="18"/>
-              </w:rPr>
-              <w:t xml:space="preserve">навыки бойца: свои, оружие, карты, способности; доступность (позиция, перезарядка, раз за бой, цена, условия); цели</w:t>
-            </w:r>
-          </w:p>
-        </w:tc>
-      </w:tr>
-      <w:tr>
-        <w:trPr>
-          <w:cantSplit/>
-        </w:trPr>
-        <w:tc>
-          <w:tcPr>
-            <w:tcW w:w="3566" w:type="dxa"/>
+              <w:t xml:space="preserve">sk_build.gd</w:t>
+            </w:r>
+          </w:p>
+        </w:tc>
+        <w:tc>
+          <w:tcPr>
+            <w:tcW w:w="5711" w:type="dxa"/>
+          </w:tcPr>
+          <w:p>
+            <w:pPr>
+              <w:spacing w:after="0"/>
+            </w:pPr>
+            <w:r>
+              <w:rPr>
+                <w:sz w:val="18"/>
+              </w:rPr>
+              <w:t xml:space="preserve">параметры героя из Силы, Воли и Хитрости, врага — из типа, класса, ранга и тегов; набор навыков героя (свои, оружие, карты), Эхо — есть</w:t>
+            </w:r>
+          </w:p>
+        </w:tc>
+      </w:tr>
+      <w:tr>
+        <w:trPr>
+          <w:cantSplit/>
+        </w:trPr>
+        <w:tc>
+          <w:tcPr>
+            <w:tcW w:w="4194" w:type="dxa"/>
           </w:tcPr>
           <w:p>
             <w:pPr>
@@ -26322,34 +26334,34 @@
                 <w:color w:val="5B2A86"/>
                 <w:sz w:val="16"/>
               </w:rPr>
-              <w:t xml:space="preserve">strike_rules.gd</w:t>
-            </w:r>
-          </w:p>
-        </w:tc>
-        <w:tc>
-          <w:tcPr>
-            <w:tcW w:w="6339" w:type="dxa"/>
-          </w:tcPr>
-          <w:p>
-            <w:pPr>
-              <w:spacing w:after="0"/>
-            </w:pPr>
-            <w:r>
-              <w:rPr>
-                <w:sz w:val="18"/>
-              </w:rPr>
-              <w:t xml:space="preserve">попадание, урон, крит, эффекты; расчёт удара «почему»</w:t>
-            </w:r>
-          </w:p>
-        </w:tc>
-      </w:tr>
-      <w:tr>
-        <w:trPr>
-          <w:cantSplit/>
-        </w:trPr>
-        <w:tc>
-          <w:tcPr>
-            <w:tcW w:w="3566" w:type="dxa"/>
+              <w:t xml:space="preserve">sk_strike.gd</w:t>
+            </w:r>
+          </w:p>
+        </w:tc>
+        <w:tc>
+          <w:tcPr>
+            <w:tcW w:w="5711" w:type="dxa"/>
+          </w:tcPr>
+          <w:p>
+            <w:pPr>
+              <w:spacing w:after="0"/>
+            </w:pPr>
+            <w:r>
+              <w:rPr>
+                <w:sz w:val="18"/>
+              </w:rPr>
+              <w:t xml:space="preserve">попадание, урон, крит, шансы эффектов; расчёт удара «почему» — есть</w:t>
+            </w:r>
+          </w:p>
+        </w:tc>
+      </w:tr>
+      <w:tr>
+        <w:trPr>
+          <w:cantSplit/>
+        </w:trPr>
+        <w:tc>
+          <w:tcPr>
+            <w:tcW w:w="4194" w:type="dxa"/>
           </w:tcPr>
           <w:p>
             <w:pPr>
@@ -26361,34 +26373,34 @@
                 <w:color w:val="5B2A86"/>
                 <w:sz w:val="16"/>
               </w:rPr>
-              <w:t xml:space="preserve">status_rules.gd</w:t>
-            </w:r>
-          </w:p>
-        </w:tc>
-        <w:tc>
-          <w:tcPr>
-            <w:tcW w:w="6339" w:type="dxa"/>
-          </w:tcPr>
-          <w:p>
-            <w:pPr>
-              <w:spacing w:after="0"/>
-            </w:pPr>
-            <w:r>
-              <w:rPr>
-                <w:sz w:val="18"/>
-              </w:rPr>
-              <w:t xml:space="preserve">состояния: наложить, сработать, истечь, сопротивления</w:t>
-            </w:r>
-          </w:p>
-        </w:tc>
-      </w:tr>
-      <w:tr>
-        <w:trPr>
-          <w:cantSplit/>
-        </w:trPr>
-        <w:tc>
-          <w:tcPr>
-            <w:tcW w:w="3566" w:type="dxa"/>
+              <w:t xml:space="preserve">sk_status.gd</w:t>
+            </w:r>
+          </w:p>
+        </w:tc>
+        <w:tc>
+          <w:tcPr>
+            <w:tcW w:w="5711" w:type="dxa"/>
+          </w:tcPr>
+          <w:p>
+            <w:pPr>
+              <w:spacing w:after="0"/>
+            </w:pPr>
+            <w:r>
+              <w:rPr>
+                <w:sz w:val="18"/>
+              </w:rPr>
+              <w:t xml:space="preserve">состояния: наложить, сработать, истечь, сопротивления, жетоны — есть</w:t>
+            </w:r>
+          </w:p>
+        </w:tc>
+      </w:tr>
+      <w:tr>
+        <w:trPr>
+          <w:cantSplit/>
+        </w:trPr>
+        <w:tc>
+          <w:tcPr>
+            <w:tcW w:w="4194" w:type="dxa"/>
           </w:tcPr>
           <w:p>
             <w:pPr>
@@ -26400,34 +26412,34 @@
                 <w:color w:val="5B2A86"/>
                 <w:sz w:val="16"/>
               </w:rPr>
-              <w:t xml:space="preserve">formation_rules.gd</w:t>
-            </w:r>
-          </w:p>
-        </w:tc>
-        <w:tc>
-          <w:tcPr>
-            <w:tcW w:w="6339" w:type="dxa"/>
-          </w:tcPr>
-          <w:p>
-            <w:pPr>
-              <w:spacing w:after="0"/>
-            </w:pPr>
-            <w:r>
-              <w:rPr>
-                <w:sz w:val="18"/>
-              </w:rPr>
-              <w:t xml:space="preserve">позиции, шаги, сдвиги, трупы, крупные, смыкание строя</w:t>
-            </w:r>
-          </w:p>
-        </w:tc>
-      </w:tr>
-      <w:tr>
-        <w:trPr>
-          <w:cantSplit/>
-        </w:trPr>
-        <w:tc>
-          <w:tcPr>
-            <w:tcW w:w="3566" w:type="dxa"/>
+              <w:t xml:space="preserve">sk_formation.gd</w:t>
+            </w:r>
+          </w:p>
+        </w:tc>
+        <w:tc>
+          <w:tcPr>
+            <w:tcW w:w="5711" w:type="dxa"/>
+          </w:tcPr>
+          <w:p>
+            <w:pPr>
+              <w:spacing w:after="0"/>
+            </w:pPr>
+            <w:r>
+              <w:rPr>
+                <w:sz w:val="18"/>
+              </w:rPr>
+              <w:t xml:space="preserve">позиции, шаги, сдвиги, смыкание строя, крупные — есть</w:t>
+            </w:r>
+          </w:p>
+        </w:tc>
+      </w:tr>
+      <w:tr>
+        <w:trPr>
+          <w:cantSplit/>
+        </w:trPr>
+        <w:tc>
+          <w:tcPr>
+            <w:tcW w:w="4194" w:type="dxa"/>
           </w:tcPr>
           <w:p>
             <w:pPr>
@@ -26439,34 +26451,34 @@
                 <w:color w:val="5B2A86"/>
                 <w:sz w:val="16"/>
               </w:rPr>
-              <w:t xml:space="preserve">skirmish_ai.gd</w:t>
-            </w:r>
-          </w:p>
-        </w:tc>
-        <w:tc>
-          <w:tcPr>
-            <w:tcW w:w="6339" w:type="dxa"/>
-          </w:tcPr>
-          <w:p>
-            <w:pPr>
-              <w:spacing w:after="0"/>
-            </w:pPr>
-            <w:r>
-              <w:rPr>
-                <w:sz w:val="18"/>
-              </w:rPr>
-              <w:t xml:space="preserve">ИИ врагов и бота</w:t>
-            </w:r>
-          </w:p>
-        </w:tc>
-      </w:tr>
-      <w:tr>
-        <w:trPr>
-          <w:cantSplit/>
-        </w:trPr>
-        <w:tc>
-          <w:tcPr>
-            <w:tcW w:w="3566" w:type="dxa"/>
+              <w:t xml:space="preserve">sk_ai.gd</w:t>
+            </w:r>
+          </w:p>
+        </w:tc>
+        <w:tc>
+          <w:tcPr>
+            <w:tcW w:w="5711" w:type="dxa"/>
+          </w:tcPr>
+          <w:p>
+            <w:pPr>
+              <w:spacing w:after="0"/>
+            </w:pPr>
+            <w:r>
+              <w:rPr>
+                <w:sz w:val="18"/>
+              </w:rPr>
+              <w:t xml:space="preserve">ИИ врагов и бота — есть</w:t>
+            </w:r>
+          </w:p>
+        </w:tc>
+      </w:tr>
+      <w:tr>
+        <w:trPr>
+          <w:cantSplit/>
+        </w:trPr>
+        <w:tc>
+          <w:tcPr>
+            <w:tcW w:w="4194" w:type="dxa"/>
           </w:tcPr>
           <w:p>
             <w:pPr>
@@ -26478,112 +26490,62 @@
                 <w:color w:val="5B2A86"/>
                 <w:sz w:val="16"/>
               </w:rPr>
-              <w:t xml:space="preserve">light_rules.gd</w:t>
-            </w:r>
-          </w:p>
-        </w:tc>
-        <w:tc>
-          <w:tcPr>
-            <w:tcW w:w="6339" w:type="dxa"/>
-          </w:tcPr>
-          <w:p>
-            <w:pPr>
-              <w:spacing w:after="0"/>
-            </w:pPr>
-            <w:r>
-              <w:rPr>
-                <w:sz w:val="18"/>
-              </w:rPr>
-              <w:t xml:space="preserve">свет из неба, половины дня и поля</w:t>
-            </w:r>
-          </w:p>
-        </w:tc>
-      </w:tr>
-      <w:tr>
-        <w:trPr>
-          <w:cantSplit/>
-        </w:trPr>
-        <w:tc>
-          <w:tcPr>
-            <w:tcW w:w="3566" w:type="dxa"/>
-          </w:tcPr>
-          <w:p>
-            <w:pPr>
-              <w:spacing w:after="0"/>
-            </w:pPr>
+              <w:t xml:space="preserve">sk_light.gd</w:t>
+            </w:r>
+            <w:r>
+              <w:rPr>
+                <w:sz w:val="18"/>
+              </w:rPr>
+              <w:t xml:space="preserve">, </w:t>
+            </w:r>
             <w:r>
               <w:rPr>
                 <w:rFonts w:ascii="Consolas" w:hAnsi="Consolas" w:cs="Consolas"/>
                 <w:color w:val="5B2A86"/>
                 <w:sz w:val="16"/>
               </w:rPr>
-              <w:t xml:space="preserve">ambush_rules.gd</w:t>
-            </w:r>
-          </w:p>
-        </w:tc>
-        <w:tc>
-          <w:tcPr>
-            <w:tcW w:w="6339" w:type="dxa"/>
-          </w:tcPr>
-          <w:p>
-            <w:pPr>
-              <w:spacing w:after="0"/>
-            </w:pPr>
-            <w:r>
-              <w:rPr>
-                <w:sz w:val="18"/>
-              </w:rPr>
-              <w:t xml:space="preserve">засада</w:t>
-            </w:r>
-          </w:p>
-        </w:tc>
-      </w:tr>
-      <w:tr>
-        <w:trPr>
-          <w:cantSplit/>
-        </w:trPr>
-        <w:tc>
-          <w:tcPr>
-            <w:tcW w:w="3566" w:type="dxa"/>
-          </w:tcPr>
-          <w:p>
-            <w:pPr>
-              <w:spacing w:after="0"/>
-            </w:pPr>
+              <w:t xml:space="preserve">sk_ambush.gd</w:t>
+            </w:r>
+            <w:r>
+              <w:rPr>
+                <w:sz w:val="18"/>
+              </w:rPr>
+              <w:t xml:space="preserve">, </w:t>
+            </w:r>
             <w:r>
               <w:rPr>
                 <w:rFonts w:ascii="Consolas" w:hAnsi="Consolas" w:cs="Consolas"/>
                 <w:color w:val="5B2A86"/>
                 <w:sz w:val="16"/>
               </w:rPr>
-              <w:t xml:space="preserve">pack_rules.gd</w:t>
-            </w:r>
-          </w:p>
-        </w:tc>
-        <w:tc>
-          <w:tcPr>
-            <w:tcW w:w="6339" w:type="dxa"/>
-          </w:tcPr>
-          <w:p>
-            <w:pPr>
-              <w:spacing w:after="0"/>
-            </w:pPr>
-            <w:r>
-              <w:rPr>
-                <w:sz w:val="18"/>
-              </w:rPr>
-              <w:t xml:space="preserve">состав строя врагов</w:t>
-            </w:r>
-          </w:p>
-        </w:tc>
-      </w:tr>
-      <w:tr>
-        <w:trPr>
-          <w:cantSplit/>
-        </w:trPr>
-        <w:tc>
-          <w:tcPr>
-            <w:tcW w:w="3566" w:type="dxa"/>
+              <w:t xml:space="preserve">sk_pack.gd</w:t>
+            </w:r>
+          </w:p>
+        </w:tc>
+        <w:tc>
+          <w:tcPr>
+            <w:tcW w:w="5711" w:type="dxa"/>
+          </w:tcPr>
+          <w:p>
+            <w:pPr>
+              <w:spacing w:after="0"/>
+            </w:pPr>
+            <w:r>
+              <w:rPr>
+                <w:sz w:val="18"/>
+              </w:rPr>
+              <w:t xml:space="preserve">свет из неба и поля, засада, состав строя врагов — Ф3, Ф5</w:t>
+            </w:r>
+          </w:p>
+        </w:tc>
+      </w:tr>
+      <w:tr>
+        <w:trPr>
+          <w:cantSplit/>
+        </w:trPr>
+        <w:tc>
+          <w:tcPr>
+            <w:tcW w:w="4194" w:type="dxa"/>
           </w:tcPr>
           <w:p>
             <w:pPr>
@@ -26601,17 +26563,17 @@
         </w:tc>
         <w:tc>
           <w:tcPr>
-            <w:tcW w:w="6339" w:type="dxa"/>
-          </w:tcPr>
-          <w:p>
-            <w:pPr>
-              <w:spacing w:after="0"/>
-            </w:pPr>
-            <w:r>
-              <w:rPr>
-                <w:sz w:val="18"/>
-              </w:rPr>
-              <w:t xml:space="preserve">лагерные навыки</w:t>
+            <w:tcW w:w="5711" w:type="dxa"/>
+          </w:tcPr>
+          <w:p>
+            <w:pPr>
+              <w:spacing w:after="0"/>
+            </w:pPr>
+            <w:r>
+              <w:rPr>
+                <w:sz w:val="18"/>
+              </w:rPr>
+              <w:t xml:space="preserve">лагерные навыки — Ф6</w:t>
             </w:r>
           </w:p>
         </w:tc>
@@ -26653,11 +26615,11 @@
           <w:color w:val="5B2A86"/>
           <w:sz w:val="20"/>
         </w:rPr>
-        <w:t xml:space="preserve">data/combat/skills.json</w:t>
-      </w:r>
-      <w:r>
-        <w:rPr/>
-        <w:t xml:space="preserve"> — навыки: свои, оружие, карты, Эхо, шаблоны врагов по тегам; генерирует </w:t>
+        <w:t xml:space="preserve">data/combat/skirmish.json</w:t>
+      </w:r>
+      <w:r>
+        <w:rPr/>
+        <w:t xml:space="preserve"> — всё о бое в одном файле: навыки (свои, оружие, карты, Эхо, враги по тегам), свойства тегов, параметры врагов по типу, свет; генерирует </w:t>
       </w:r>
       <w:r>
         <w:rPr>
@@ -26669,7 +26631,7 @@
       </w:r>
       <w:r>
         <w:rPr/>
-        <w:t xml:space="preserve">;</w:t>
+        <w:t xml:space="preserve"> (не править руками);</w:t>
       </w:r>
     </w:p>
     <w:p>
@@ -26682,52 +26644,8 @@
         <w:t xml:space="preserve">•  </w:t>
       </w:r>
       <w:r>
-        <w:rPr>
-          <w:rFonts w:ascii="Consolas" w:hAnsi="Consolas" w:cs="Consolas"/>
-          <w:color w:val="5B2A86"/>
-          <w:sz w:val="20"/>
-        </w:rPr>
-        <w:t xml:space="preserve">statuses.json</w:t>
-      </w:r>
-      <w:r>
-        <w:rPr/>
-        <w:t xml:space="preserve">, </w:t>
-      </w:r>
-      <w:r>
-        <w:rPr>
-          <w:rFonts w:ascii="Consolas" w:hAnsi="Consolas" w:cs="Consolas"/>
-          <w:color w:val="5B2A86"/>
-          <w:sz w:val="20"/>
-        </w:rPr>
-        <w:t xml:space="preserve">light.json</w:t>
-      </w:r>
-      <w:r>
-        <w:rPr/>
-        <w:t xml:space="preserve">, </w:t>
-      </w:r>
-      <w:r>
-        <w:rPr>
-          <w:rFonts w:ascii="Consolas" w:hAnsi="Consolas" w:cs="Consolas"/>
-          <w:color w:val="5B2A86"/>
-          <w:sz w:val="20"/>
-        </w:rPr>
-        <w:t xml:space="preserve">field_events.json</w:t>
-      </w:r>
-      <w:r>
-        <w:rPr/>
-        <w:t xml:space="preserve">, </w:t>
-      </w:r>
-      <w:r>
-        <w:rPr>
-          <w:rFonts w:ascii="Consolas" w:hAnsi="Consolas" w:cs="Consolas"/>
-          <w:color w:val="5B2A86"/>
-          <w:sz w:val="20"/>
-        </w:rPr>
-        <w:t xml:space="preserve">packs.json</w:t>
-      </w:r>
-      <w:r>
-        <w:rPr/>
-        <w:t xml:space="preserve">, </w:t>
+        <w:rPr/>
+        <w:t xml:space="preserve">позже: события поля, составы строя, особые навыки врагов (там же), </w:t>
       </w:r>
       <w:r>
         <w:rPr>
@@ -26753,103 +26671,7 @@
       </w:r>
       <w:r>
         <w:rPr/>
-        <w:t xml:space="preserve">в существующих: </w:t>
-      </w:r>
-      <w:r>
-        <w:rPr>
-          <w:rFonts w:ascii="Consolas" w:hAnsi="Consolas" w:cs="Consolas"/>
-          <w:color w:val="5B2A86"/>
-          <w:sz w:val="20"/>
-        </w:rPr>
-        <w:t xml:space="preserve">enemies.json</w:t>
-      </w:r>
-      <w:r>
-        <w:rPr/>
-        <w:t xml:space="preserve"> — </w:t>
-      </w:r>
-      <w:r>
-        <w:rPr>
-          <w:rFonts w:ascii="Consolas" w:hAnsi="Consolas" w:cs="Consolas"/>
-          <w:color w:val="5B2A86"/>
-          <w:sz w:val="20"/>
-        </w:rPr>
-        <w:t xml:space="preserve">skills</w:t>
-      </w:r>
-      <w:r>
-        <w:rPr/>
-        <w:t xml:space="preserve">, </w:t>
-      </w:r>
-      <w:r>
-        <w:rPr>
-          <w:rFonts w:ascii="Consolas" w:hAnsi="Consolas" w:cs="Consolas"/>
-          <w:color w:val="5B2A86"/>
-          <w:sz w:val="20"/>
-        </w:rPr>
-        <w:t xml:space="preserve">size</w:t>
-      </w:r>
-      <w:r>
-        <w:rPr/>
-        <w:t xml:space="preserve">, правки параметров; </w:t>
-      </w:r>
-      <w:r>
-        <w:rPr>
-          <w:rFonts w:ascii="Consolas" w:hAnsi="Consolas" w:cs="Consolas"/>
-          <w:color w:val="5B2A86"/>
-          <w:sz w:val="20"/>
-        </w:rPr>
-        <w:t xml:space="preserve">characters.json</w:t>
-      </w:r>
-      <w:r>
-        <w:rPr/>
-        <w:t xml:space="preserve"> — </w:t>
-      </w:r>
-      <w:r>
-        <w:rPr>
-          <w:rFonts w:ascii="Consolas" w:hAnsi="Consolas" w:cs="Consolas"/>
-          <w:color w:val="5B2A86"/>
-          <w:sz w:val="20"/>
-        </w:rPr>
-        <w:t xml:space="preserve">skills</w:t>
-      </w:r>
-      <w:r>
-        <w:rPr/>
-        <w:t xml:space="preserve">; </w:t>
-      </w:r>
-      <w:r>
-        <w:rPr>
-          <w:rFonts w:ascii="Consolas" w:hAnsi="Consolas" w:cs="Consolas"/>
-          <w:color w:val="5B2A86"/>
-          <w:sz w:val="20"/>
-        </w:rPr>
-        <w:t xml:space="preserve">enhancements.json</w:t>
-      </w:r>
-      <w:r>
-        <w:rPr/>
-        <w:t xml:space="preserve"> и </w:t>
-      </w:r>
-      <w:r>
-        <w:rPr>
-          <w:rFonts w:ascii="Consolas" w:hAnsi="Consolas" w:cs="Consolas"/>
-          <w:color w:val="5B2A86"/>
-          <w:sz w:val="20"/>
-        </w:rPr>
-        <w:t xml:space="preserve">abilities.json</w:t>
-      </w:r>
-      <w:r>
-        <w:rPr/>
-        <w:t xml:space="preserve"> — </w:t>
-      </w:r>
-      <w:r>
-        <w:rPr>
-          <w:rFonts w:ascii="Consolas" w:hAnsi="Consolas" w:cs="Consolas"/>
-          <w:color w:val="5B2A86"/>
-          <w:sz w:val="20"/>
-        </w:rPr>
-        <w:t xml:space="preserve">skill</w:t>
-      </w:r>
-      <w:r>
-        <w:rPr/>
-        <w:t xml:space="preserve">; миссии — </w:t>
+        <w:t xml:space="preserve">в существующих: миссии — </w:t>
       </w:r>
       <w:r>
         <w:rPr>
@@ -26919,7 +26741,19 @@
       </w:r>
       <w:r>
         <w:rPr/>
-        <w:t xml:space="preserve">, строй отряда; раны врагов — как сейчас; </w:t>
+        <w:t xml:space="preserve">, здоровье Эха (</w:t>
+      </w:r>
+      <w:r>
+        <w:rPr>
+          <w:rFonts w:ascii="Consolas" w:hAnsi="Consolas" w:cs="Consolas"/>
+          <w:color w:val="5B2A86"/>
+          <w:sz w:val="20"/>
+        </w:rPr>
+        <w:t xml:space="preserve">flags.echo_hp</w:t>
+      </w:r>
+      <w:r>
+        <w:rPr/>
+        <w:t xml:space="preserve">), строй отряда; раны врагов — как сейчас; </w:t>
       </w:r>
       <w:r>
         <w:rPr>
@@ -27307,7 +27141,7 @@
       </w:r>
       <w:r>
         <w:rPr/>
-        <w:t xml:space="preserve"> — очередь, попадание, урон, крит, позиции, сдвиги, трупы, крупные, состояния, грань, психика, кризис, засада, отступление, Эхо, итог;</w:t>
+        <w:t xml:space="preserve"> — очередь, попадание, урон, крит, позиции, сдвиги, трупы, крупные, состояния, грань, психика, засада, отступление, итог, бои ИИ против ИИ — есть;</w:t>
       </w:r>
     </w:p>
     <w:p>
@@ -27325,11 +27159,11 @@
           <w:color w:val="5B2A86"/>
           <w:sz w:val="20"/>
         </w:rPr>
-        <w:t xml:space="preserve">test_skirmish_ai.gd</w:t>
-      </w:r>
-      <w:r>
-        <w:rPr/>
-        <w:t xml:space="preserve">;</w:t>
+        <w:t xml:space="preserve">tests/test_skirmish_skills.gd</w:t>
+      </w:r>
+      <w:r>
+        <w:rPr/>
+        <w:t xml:space="preserve"> — навыки есть у всех героев и карт и корректны, набор героя, жетоны, Приманка, Предвидение, лишний ход, цена и условия, Эхо, Отражение — есть;</w:t>
       </w:r>
     </w:p>
     <w:p>
@@ -27347,11 +27181,11 @@
           <w:color w:val="5B2A86"/>
           <w:sz w:val="20"/>
         </w:rPr>
-        <w:t xml:space="preserve">test_skirmish_data.gd</w:t>
-      </w:r>
-      <w:r>
-        <w:rPr/>
-        <w:t xml:space="preserve"> — навыки есть у всех героев, карт и врагов, и все навыки корректны;</w:t>
+        <w:t xml:space="preserve">tools/skirmish_sim.gd</w:t>
+      </w:r>
+      <w:r>
+        <w:rPr/>
+        <w:t xml:space="preserve"> — симулятор: бои по составам, победы, раунды, грань, гибель — есть;</w:t>
       </w:r>
     </w:p>
     <w:p>
@@ -27362,6 +27196,10 @@
       <w:r>
         <w:rPr/>
         <w:t xml:space="preserve">•  </w:t>
+      </w:r>
+      <w:r>
+        <w:rPr/>
+        <w:t xml:space="preserve">позже: </w:t>
       </w:r>
       <w:r>
         <w:rPr>
@@ -27373,35 +27211,7 @@
       </w:r>
       <w:r>
         <w:rPr/>
-        <w:t xml:space="preserve">;</w:t>
-      </w:r>
-    </w:p>
-    <w:p>
-      <w:pPr>
-        <w:spacing w:after="60"/>
-        <w:ind w:left="720" w:hanging="220"/>
-      </w:pPr>
-      <w:r>
-        <w:rPr/>
-        <w:t xml:space="preserve">•  </w:t>
-      </w:r>
-      <w:r>
-        <w:rPr/>
-        <w:t xml:space="preserve">бот проходит главы в режиме «Схватка»;</w:t>
-      </w:r>
-    </w:p>
-    <w:p>
-      <w:pPr>
-        <w:spacing w:after="60"/>
-        <w:ind w:left="720" w:hanging="220"/>
-      </w:pPr>
-      <w:r>
-        <w:rPr/>
-        <w:t xml:space="preserve">•  </w:t>
-      </w:r>
-      <w:r>
-        <w:rPr/>
-        <w:t xml:space="preserve">автоснимки </w:t>
+        <w:t xml:space="preserve">, бот проходит главы в режиме «Схватка», автоснимки </w:t>
       </w:r>
       <w:r>
         <w:rPr>
@@ -28153,6 +27963,26 @@
       <w:r>
         <w:rPr/>
         <w:t xml:space="preserve">. Бонусы от поля и региона (U01, K06, L14) — с полем в Ф5.</w:t>
+      </w:r>
+    </w:p>
+    <w:p>
+      <w:pPr>
+        <w:spacing w:after="60"/>
+        <w:ind w:left="360" w:hanging="220"/>
+      </w:pPr>
+      <w:r>
+        <w:rPr/>
+        <w:t xml:space="preserve">•  </w:t>
+      </w:r>
+      <w:r>
+        <w:rPr>
+          <w:b/>
+        </w:rPr>
+        <w:t xml:space="preserve">Код к игре не подключён</w:t>
+      </w:r>
+      <w:r>
+        <w:rPr/>
+        <w:t xml:space="preserve"> (решение владельца 06.10: работа только над ТЗ; фазы 3–8 — по слову владельца).</w:t>
       </w:r>
     </w:p>
     <w:p>

--- a/docs/ТЗ — Пошаговый бой «Схватка».docx
+++ b/docs/ТЗ — Пошаговый бой «Схватка».docx
@@ -27978,11 +27978,103 @@
         <w:rPr>
           <w:b/>
         </w:rPr>
-        <w:t xml:space="preserve">Код к игре не подключён</w:t>
-      </w:r>
-      <w:r>
-        <w:rPr/>
-        <w:t xml:space="preserve"> (решение владельца 06.10: работа только над ТЗ; фазы 3–8 — по слову владельца).</w:t>
+        <w:t xml:space="preserve">Ф3 — сделано (06.10, по слову владельца «начинай работать»):</w:t>
+      </w:r>
+      <w:r>
+        <w:rPr/>
+        <w:t xml:space="preserve"> особые навыки 6 элит и 7 боссов (</w:t>
+      </w:r>
+      <w:r>
+        <w:rPr>
+          <w:rFonts w:ascii="Consolas" w:hAnsi="Consolas" w:cs="Consolas"/>
+          <w:color w:val="5B2A86"/>
+          <w:sz w:val="20"/>
+        </w:rPr>
+        <w:t xml:space="preserve">ENEMY</w:t>
+      </w:r>
+      <w:r>
+        <w:rPr/>
+        <w:t xml:space="preserve"> в </w:t>
+      </w:r>
+      <w:r>
+        <w:rPr>
+          <w:rFonts w:ascii="Consolas" w:hAnsi="Consolas" w:cs="Consolas"/>
+          <w:color w:val="5B2A86"/>
+          <w:sz w:val="20"/>
+        </w:rPr>
+        <w:t xml:space="preserve">tools/gen_skirmish.py</w:t>
+      </w:r>
+      <w:r>
+        <w:rPr/>
+        <w:t xml:space="preserve">), состав строя врагов автоматически (</w:t>
+      </w:r>
+      <w:r>
+        <w:rPr>
+          <w:rFonts w:ascii="Consolas" w:hAnsi="Consolas" w:cs="Consolas"/>
+          <w:color w:val="5B2A86"/>
+          <w:sz w:val="20"/>
+        </w:rPr>
+        <w:t xml:space="preserve">sk_pack.gd</w:t>
+      </w:r>
+      <w:r>
+        <w:rPr/>
+        <w:t xml:space="preserve">: стая — 3–4, одиночка — пара, элита — со свитой, босс — с приспешниками; открытый вопрос 4 решён предложением), крупные боссы ходят дважды за раунд, фазы боссов (на половине здоровья — новый навык), свои состояния SunLess у врагов: Очарование, Захват, Кошмарный шёпот, Разъедание, Ярость; призыв приспешников, пожирание трупов, бегство раненых (Трус, Стая без Предводителя). Тест </w:t>
+      </w:r>
+      <w:r>
+        <w:rPr>
+          <w:rFonts w:ascii="Consolas" w:hAnsi="Consolas" w:cs="Consolas"/>
+          <w:color w:val="5B2A86"/>
+          <w:sz w:val="20"/>
+        </w:rPr>
+        <w:t xml:space="preserve">tests/test_skirmish_enemies.gd</w:t>
+      </w:r>
+      <w:r>
+        <w:rPr/>
+        <w:t xml:space="preserve"> (бой с каждым из 45 врагов без ошибок), таблица «Схватка» на вкладке «Сила» редактора контента (</w:t>
+      </w:r>
+      <w:r>
+        <w:rPr>
+          <w:rFonts w:ascii="Consolas" w:hAnsi="Consolas" w:cs="Consolas"/>
+          <w:color w:val="5B2A86"/>
+          <w:sz w:val="20"/>
+        </w:rPr>
+        <w:t xml:space="preserve">tools/skirmish_sim.gd --enemies</w:t>
+      </w:r>
+      <w:r>
+        <w:rPr/>
+        <w:t xml:space="preserve"> → </w:t>
+      </w:r>
+      <w:r>
+        <w:rPr>
+          <w:rFonts w:ascii="Consolas" w:hAnsi="Consolas" w:cs="Consolas"/>
+          <w:color w:val="5B2A86"/>
+          <w:sz w:val="20"/>
+        </w:rPr>
+        <w:t xml:space="preserve">tools/editor/skirmish_stats.json</w:t>
+      </w:r>
+      <w:r>
+        <w:rPr/>
+        <w:t xml:space="preserve">, кнопка «Пересчитать «Схватку»»). По симуляции обычные враги — 100% побед за 3–6 раундов; элита — 75–91%; бродячие боссы и Багровый Ужас против отряда без карт почти непобедимы — баланс в Ф8 (бот уходит от босса, как только кто-то на грани).</w:t>
+      </w:r>
+    </w:p>
+    <w:p>
+      <w:pPr>
+        <w:spacing w:after="60"/>
+        <w:ind w:left="360" w:hanging="220"/>
+      </w:pPr>
+      <w:r>
+        <w:rPr/>
+        <w:t xml:space="preserve">•  </w:t>
+      </w:r>
+      <w:r>
+        <w:rPr>
+          <w:b/>
+        </w:rPr>
+        <w:t xml:space="preserve">Код к игре пока не подключён</w:t>
+      </w:r>
+      <w:r>
+        <w:rPr/>
+        <w:t xml:space="preserve"> — это фаза 5; дальше по порядку: Ф4 (экран боя на заглушках).</w:t>
       </w:r>
     </w:p>
     <w:p>

--- a/docs/ТЗ — Пошаговый бой «Схватка».docx
+++ b/docs/ТЗ — Пошаговый бой «Схватка».docx
@@ -28070,11 +28070,67 @@
         <w:rPr>
           <w:b/>
         </w:rPr>
-        <w:t xml:space="preserve">Код к игре пока не подключён</w:t>
-      </w:r>
-      <w:r>
-        <w:rPr/>
-        <w:t xml:space="preserve"> — это фаза 5; дальше по порядку: Ф4 (экран боя на заглушках).</w:t>
+        <w:t xml:space="preserve">Ф4 — сделано (06.10):</w:t>
+      </w:r>
+      <w:r>
+        <w:rPr/>
+        <w:t xml:space="preserve"> экран боя на заглушках — </w:t>
+      </w:r>
+      <w:r>
+        <w:rPr>
+          <w:rFonts w:ascii="Consolas" w:hAnsi="Consolas" w:cs="Consolas"/>
+          <w:color w:val="5B2A86"/>
+          <w:sz w:val="20"/>
+        </w:rPr>
+        <w:t xml:space="preserve">scenes/combat/skirmish_screen.gd</w:t>
+      </w:r>
+      <w:r>
+        <w:rPr/>
+        <w:t xml:space="preserve"> и </w:t>
+      </w:r>
+      <w:r>
+        <w:rPr>
+          <w:rFonts w:ascii="Consolas" w:hAnsi="Consolas" w:cs="Consolas"/>
+          <w:color w:val="5B2A86"/>
+          <w:sz w:val="20"/>
+        </w:rPr>
+        <w:t xml:space="preserve">sk_fighter_view.gd</w:t>
+      </w:r>
+      <w:r>
+        <w:rPr/>
+        <w:t xml:space="preserve">: фон места со светом, поле, очередь ходов портретами, «Отступить», строй (крупные шире), полоски здоровья и психики, значки состояний с подсказками, кольца (ходит / цели), панель героя (теги словами), навыки — миниатюры карт и номера, точки позиций, отметки «раз за бой» / «оружие» / перезарядка, расчёт удара по наведению на цель (шанс, урон, крит, эффекты, «почему»), кадр действия (выпад и наезд), всплывающие числа и надписи, итог боя; управление мышью, 1–9, пробел, правая кнопка; «быстрее». Пробный бой — меню «Разработчик» → «Схватка — пробный бой»; автоснимки </w:t>
+      </w:r>
+      <w:r>
+        <w:rPr>
+          <w:rFonts w:ascii="Consolas" w:hAnsi="Consolas" w:cs="Consolas"/>
+          <w:color w:val="5B2A86"/>
+          <w:sz w:val="20"/>
+        </w:rPr>
+        <w:t xml:space="preserve">--mshots-from=skirmish</w:t>
+      </w:r>
+      <w:r>
+        <w:rPr/>
+        <w:t xml:space="preserve">. Фигуры пока — рисунки карт (боевые позы — Ф7).</w:t>
+      </w:r>
+    </w:p>
+    <w:p>
+      <w:pPr>
+        <w:spacing w:after="60"/>
+        <w:ind w:left="360" w:hanging="220"/>
+      </w:pPr>
+      <w:r>
+        <w:rPr/>
+        <w:t xml:space="preserve">•  </w:t>
+      </w:r>
+      <w:r>
+        <w:rPr>
+          <w:b/>
+        </w:rPr>
+        <w:t xml:space="preserve">В игру (события, лагерь, сохранения) «Схватка» пока не подключена</w:t>
+      </w:r>
+      <w:r>
+        <w:rPr/>
+        <w:t xml:space="preserve"> — это Ф5.</w:t>
       </w:r>
     </w:p>
     <w:p>

--- a/docs/ТЗ — Пошаговый бой «Схватка».docx
+++ b/docs/ТЗ — Пошаговый бой «Схватка».docx
@@ -22830,6 +22830,15 @@
       </w:pPr>
       <w:r>
         <w:rPr/>
+        <w:t xml:space="preserve">Врагов не больше, чем героев + 1 (но не меньше, чем записано в событии): одиночку не задавят числом.</w:t>
+      </w:r>
+    </w:p>
+    <w:p>
+      <w:pPr>
+        <w:spacing w:after="120"/>
+      </w:pPr>
+      <w:r>
+        <w:rPr/>
         <w:t xml:space="preserve">Составы видны и правятся в редакторе контента.</w:t>
       </w:r>
     </w:p>
@@ -28126,11 +28135,91 @@
         <w:rPr>
           <w:b/>
         </w:rPr>
-        <w:t xml:space="preserve">В игру (события, лагерь, сохранения) «Схватка» пока не подключена</w:t>
-      </w:r>
-      <w:r>
-        <w:rPr/>
-        <w:t xml:space="preserve"> — это Ф5.</w:t>
+        <w:t xml:space="preserve">Ф5 — основное сделано (06.10):</w:t>
+      </w:r>
+      <w:r>
+        <w:rPr/>
+        <w:t xml:space="preserve"> </w:t>
+      </w:r>
+      <w:r>
+        <w:rPr>
+          <w:rFonts w:ascii="Consolas" w:hAnsi="Consolas" w:cs="Consolas"/>
+          <w:color w:val="5B2A86"/>
+          <w:sz w:val="20"/>
+        </w:rPr>
+        <w:t xml:space="preserve">core/rules/skirmish_rules.gd</w:t>
+      </w:r>
+      <w:r>
+        <w:rPr/>
+        <w:t xml:space="preserve"> и резолвер. Переключатель — «Разработчик» → «Бой в событиях — «Схватка»» (флаг </w:t>
+      </w:r>
+      <w:r>
+        <w:rPr>
+          <w:rFonts w:ascii="Consolas" w:hAnsi="Consolas" w:cs="Consolas"/>
+          <w:color w:val="5B2A86"/>
+          <w:sz w:val="20"/>
+        </w:rPr>
+        <w:t xml:space="preserve">state.flags.combat</w:t>
+      </w:r>
+      <w:r>
+        <w:rPr/>
+        <w:t xml:space="preserve">, по умолчанию пока «Столкновение»). Боевой этап события с «Схваткой» ставит миссию на паузу (отряд «в бою», как на развилке): окно миссии прячется, игрок играет бой на экране, итог продолжает миссию (</w:t>
+      </w:r>
+      <w:r>
+        <w:rPr>
+          <w:rFonts w:ascii="Consolas" w:hAnsi="Consolas" w:cs="Consolas"/>
+          <w:color w:val="5B2A86"/>
+          <w:sz w:val="20"/>
+        </w:rPr>
+        <w:t xml:space="preserve">MissionResolver.resume_combat</w:t>
+      </w:r>
+      <w:r>
+        <w:rPr/>
+        <w:t xml:space="preserve">); прерванный бой открывается снова. Бот и тесты играют «Схватку» ИИ без паузы — бот прошёл Берег (57 событий за 20 дней). Строй — порядок героев отряда; враги этапа со строем (SkPack); свет — небо и половина дня, поле сдвигает (пещера темнее); засада — по свету, тегам, «зайти со спины»; тренировка — до первой грани, без грани; раны держатся до ночи (ночь в лагере — +половина здоровья, Эхо — целиком); добыча и осколки за победу, бестиарий, отчёт. Тест </w:t>
+      </w:r>
+      <w:r>
+        <w:rPr>
+          <w:rFonts w:ascii="Consolas" w:hAnsi="Consolas" w:cs="Consolas"/>
+          <w:color w:val="5B2A86"/>
+          <w:sz w:val="20"/>
+        </w:rPr>
+        <w:t xml:space="preserve">tests/test_skirmish_world.gd</w:t>
+      </w:r>
+      <w:r>
+        <w:rPr/>
+        <w:t xml:space="preserve">.</w:t>
+      </w:r>
+    </w:p>
+    <w:p>
+      <w:pPr>
+        <w:spacing w:after="60"/>
+        <w:ind w:left="360" w:hanging="220"/>
+      </w:pPr>
+      <w:r>
+        <w:rPr/>
+        <w:t xml:space="preserve">•  </w:t>
+      </w:r>
+      <w:r>
+        <w:rPr>
+          <w:b/>
+        </w:rPr>
+        <w:t xml:space="preserve">Ф5 — осталось:</w:t>
+      </w:r>
+      <w:r>
+        <w:rPr/>
+        <w:t xml:space="preserve"> строй в окне отряда (перетаскиванием), кризис-поведение в бою, рост тегов от навыков, доверие соседей, ночное нападение и Натиск/Врата волнами, прогноз по симуляции, раны врага между попытками, </w:t>
+      </w:r>
+      <w:r>
+        <w:rPr>
+          <w:rFonts w:ascii="Consolas" w:hAnsi="Consolas" w:cs="Consolas"/>
+          <w:color w:val="5B2A86"/>
+          <w:sz w:val="20"/>
+        </w:rPr>
+        <w:t xml:space="preserve">SAVE_VERSION</w:t>
+      </w:r>
+      <w:r>
+        <w:rPr/>
+        <w:t xml:space="preserve">.</w:t>
       </w:r>
     </w:p>
     <w:p>
